--- a/deliverables/launch-sentiment-report.docx
+++ b/deliverables/launch-sentiment-report.docx
@@ -580,6 +580,23 @@
     </w:p>
     <w:p>
       <w:r>
+        <w:t>The thumbs-up is binary, and that is the limitation I would raise first. Steam gives</w:t>
+        <w:br/>
+        <w:t>one bit per review, so "great game, terrible servers" is recorded exactly the same as</w:t>
+        <w:br/>
+        <w:t>"perfect". When I hand-labelled 200 reviews, 19 were genuinely mixed — and</w:t>
+        <w:br/>
+        <w:t>Steam had 17 of those as positive. Roughly one in ten of the sample is flattened into a</w:t>
+        <w:br/>
+        <w:t>category it does not belong in. It is why I treat the daily positive share as a</w:t>
+        <w:br/>
+        <w:t>direction, not a measurement: the shape of the collapses is real, but I would not defend</w:t>
+        <w:br/>
+        <w:t>the exact level of any single day.</w:t>
+      </w:r>
+    </w:p>
+    <w:p>
+      <w:r>
         <w:t>Steam reviewers self-select. This measures people moved enough to write something,</w:t>
         <w:br/>
         <w:t>not players. Both events here were the kind that motivate writing — an account</w:t>
@@ -587,17 +604,6 @@
         <w:t>requirement and a balance change — so the corpus is probably closer to "engaged and</w:t>
         <w:br/>
         <w:t>annoyed" than to the playerbase.</w:t>
-      </w:r>
-    </w:p>
-    <w:p>
-      <w:r>
-        <w:t>Sentiment is a thumbs-up, not a measurement. Steam's flag is binary, so a review</w:t>
-        <w:br/>
-        <w:t>saying "great game, terrible servers" counts identically to one saying "perfect". The</w:t>
-        <w:br/>
-        <w:t>200 hand-labelled reviews included 19 that were genuinely mixed, and the flag</w:t>
-        <w:br/>
-        <w:t>cannot represent them. This understates ambivalence throughout.</w:t>
       </w:r>
     </w:p>
     <w:p>

--- a/deliverables/launch-sentiment-report.docx
+++ b/deliverables/launch-sentiment-report.docx
@@ -859,6 +859,19 @@
     </w:p>
     <w:p>
       <w:r>
+        <w:t>Why the blunt signal does not undermine this. The thumbs-up is binary, and I said</w:t>
+        <w:br/>
+        <w:t>above that I treat the daily share as a direction rather than a measurement. That is an</w:t>
+        <w:br/>
+        <w:t>argument about levels, and this is a rule about change. A 12-point drop is still a</w:t>
+        <w:br/>
+        <w:t>12-point drop. The flag is exactly as blunt the day before as the day after, so what it</w:t>
+        <w:br/>
+        <w:t>misses does not move between them.</w:t>
+      </w:r>
+    </w:p>
+    <w:p>
+      <w:r>
         <w:t>When it trips, read the theme mix, not the reviews. That is what this pipeline is</w:t>
         <w:br/>
         <w:t>actually for. On 3 May the mix moved from 21% to 57% Sony/PSN while balance complaints</w:t>

--- a/deliverables/launch-sentiment-report.docx
+++ b/deliverables/launch-sentiment-report.docx
@@ -188,6 +188,23 @@
       </w:pPr>
       <w:r>
         <w:t>review shifts a theme's share by seven points.</w:t>
+      </w:r>
+    </w:p>
+    <w:p>
+      <w:pPr>
+        <w:pStyle w:val="Heading1"/>
+      </w:pPr>
+      <w:r>
+        <w:t>On the result being a null</w:t>
+      </w:r>
+    </w:p>
+    <w:p>
+      <w:r>
+        <w:t>This is a good outcome — better than forcing a fake finding. The first correlation table</w:t>
+        <w:br/>
+        <w:t>showed a twelve-day lead and looked publishable. Three checks later there was nothing</w:t>
+        <w:br/>
+        <w:t>there. A number that does not survive being tested is worth less than no number.</w:t>
       </w:r>
     </w:p>
     <w:p>
